--- a/purchase_agreement_template.docx
+++ b/purchase_agreement_template.docx
@@ -119,9 +119,7 @@
               <w:rPr>
                 <w:rtl w:val="0"/>
               </w:rPr>
-            </w:r>
-            <w:r>
-              <w:t>{{ contract_date }}</w:t>
+              <w:t xml:space="preserve">{{ contract_date }}</w:t>
             </w:r>
           </w:p>
         </w:tc>
@@ -223,9 +221,7 @@
               <w:rPr>
                 <w:rtl w:val="0"/>
               </w:rPr>
-            </w:r>
-            <w:r>
-              <w:t>{{ seller_name }}</w:t>
+              <w:t xml:space="preserve">{{ seller_name }}</w:t>
             </w:r>
           </w:p>
         </w:tc>
@@ -308,9 +304,7 @@
               <w:rPr>
                 <w:rtl w:val="0"/>
               </w:rPr>
-            </w:r>
-            <w:r>
-              <w:t>{{ buyer_name }}</w:t>
+              <w:t xml:space="preserve">{{ buyer_name }}</w:t>
             </w:r>
           </w:p>
         </w:tc>
@@ -398,11 +392,6 @@
           <w:rtl w:val="0"/>
         </w:rPr>
         <w:t xml:space="preserve"> </w:t>
-      </w:r>
-      <w:r>
-        <w:rPr>
-          <w:rtl w:val="0"/>
-        </w:rPr>
       </w:r>
     </w:p>
     <w:tbl>
@@ -466,9 +455,7 @@
               <w:rPr>
                 <w:rtl w:val="0"/>
               </w:rPr>
-            </w:r>
-            <w:r>
-              <w:t>{{ subject_property }}</w:t>
+              <w:t xml:space="preserve">{{ subject_property }}</w:t>
             </w:r>
           </w:p>
         </w:tc>
@@ -566,9 +553,7 @@
               <w:rPr>
                 <w:rtl w:val="0"/>
               </w:rPr>
-            </w:r>
-            <w:r>
-              <w:t>{{ legal_description }}</w:t>
+              <w:t xml:space="preserve">{{ legal_description }}</w:t>
             </w:r>
           </w:p>
         </w:tc>
@@ -673,9 +658,7 @@
               <w:rPr>
                 <w:rtl w:val="0"/>
               </w:rPr>
-            </w:r>
-            <w:r>
-              <w:t>{{ purchase_price }}</w:t>
+              <w:t xml:space="preserve">{{ purchase_price }}</w:t>
             </w:r>
           </w:p>
         </w:tc>
@@ -862,9 +845,7 @@
               <w:rPr>
                 <w:rtl w:val="0"/>
               </w:rPr>
-            </w:r>
-            <w:r>
-              <w:t>{{ acceptance_deadline }}</w:t>
+              <w:t xml:space="preserve">{{ acceptance_deadline }}</w:t>
             </w:r>
           </w:p>
         </w:tc>
@@ -975,9 +956,7 @@
               <w:rPr>
                 <w:rtl w:val="0"/>
               </w:rPr>
-            </w:r>
-            <w:r>
-              <w:t>{{ closing_date }}</w:t>
+              <w:t xml:space="preserve">{{ closing_date }}</w:t>
             </w:r>
           </w:p>
         </w:tc>
@@ -1058,9 +1037,7 @@
               <w:rPr>
                 <w:rtl w:val="0"/>
               </w:rPr>
-            </w:r>
-            <w:r>
-              <w:t>{{ title_company }}</w:t>
+              <w:t xml:space="preserve">{{ title_company }}</w:t>
             </w:r>
           </w:p>
         </w:tc>
@@ -1537,9 +1514,7 @@
               <w:rPr>
                 <w:rtl w:val="0"/>
               </w:rPr>
-            </w:r>
-            <w:r>
-              <w:t>{{ other_agreements }}</w:t>
+              <w:t xml:space="preserve">{{ other_agreements }}</w:t>
             </w:r>
           </w:p>
         </w:tc>
@@ -1633,9 +1608,7 @@
               <w:rPr>
                 <w:rtl w:val="0"/>
               </w:rPr>
-            </w:r>
-            <w:r>
-              <w:t>{{ governing_state }}</w:t>
+              <w:t xml:space="preserve">{{ governing_state }}</w:t>
             </w:r>
           </w:p>
         </w:tc>
@@ -1688,7 +1661,7 @@
         <w:rPr>
           <w:rtl w:val="0"/>
         </w:rPr>
-        <w:t>[signature:seller:sig1___]  [date:seller:dt1___]     [signature:buyer:sig2___]  [date:buyer:dt2___]</w:t>
+        <w:t xml:space="preserve">___________________________  _______               __________________________  _______ </w:t>
       </w:r>
     </w:p>
     <w:p>
@@ -1746,7 +1719,7 @@
         <w:rPr>
           <w:rtl w:val="0"/>
         </w:rPr>
-        <w:t>{{ seller_phone }}</w:t>
+        <w:t xml:space="preserve">{{ seller_phone }}  </w:t>
         <w:tab/>
         <w:tab/>
         <w:tab/>
@@ -1787,7 +1760,7 @@
         <w:rPr>
           <w:rtl w:val="0"/>
         </w:rPr>
-        <w:t>[signature:seller:sig3___]  [date:seller:dt3___]     [signature:buyer:sig4___]  [date:buyer:dt4___]</w:t>
+        <w:t xml:space="preserve">___________________________  _______               __________________________  _______ </w:t>
       </w:r>
     </w:p>
     <w:p>
